--- a/06-学生侧材料/讲义/2026-06-23-超分子化学.docx
+++ b/06-学生侧材料/讲义/2026-06-23-超分子化学.docx
@@ -2,7 +2,7 @@
 <file path=word/document.xml><?xml version="1.0" encoding="utf-8"?>
 <w:document xmlns:w="http://schemas.openxmlformats.org/wordprocessingml/2006/main" xmlns:m="http://schemas.openxmlformats.org/officeDocument/2006/math" xmlns:r="http://schemas.openxmlformats.org/officeDocument/2006/relationships" xmlns:o="urn:schemas-microsoft-com:office:office" xmlns:v="urn:schemas-microsoft-com:vml" xmlns:w10="urn:schemas-microsoft-com:office:word" xmlns:a="http://schemas.openxmlformats.org/drawingml/2006/main" xmlns:pic="http://schemas.openxmlformats.org/drawingml/2006/picture" xmlns:wp="http://schemas.openxmlformats.org/drawingml/2006/wordprocessingDrawing">
   <w:body>
-    <w:bookmarkStart w:id="40" w:name="超分子化学"/>
+    <w:bookmarkStart w:id="43" w:name="超分子化学"/>
     <w:p>
       <w:pPr>
         <w:pStyle w:val="Heading1"/>
@@ -394,7 +394,7 @@
           <w:p>
             <w:pPr>
               <w:pStyle w:val="Compact"/>
-              <w:jc w:val="left"/>
+              <w:jc w:val="center"/>
             </w:pPr>
             <w:r>
               <w:rPr>
@@ -410,7 +410,7 @@
           <w:p>
             <w:pPr>
               <w:pStyle w:val="Compact"/>
-              <w:jc w:val="right"/>
+              <w:jc w:val="center"/>
             </w:pPr>
             <w:r>
               <w:rPr>
@@ -458,7 +458,7 @@
           <w:p>
             <w:pPr>
               <w:pStyle w:val="Compact"/>
-              <w:jc w:val="left"/>
+              <w:jc w:val="center"/>
             </w:pPr>
             <w:r>
               <w:rPr>
@@ -491,7 +491,7 @@
           <w:p>
             <w:pPr>
               <w:pStyle w:val="Compact"/>
-              <w:jc w:val="left"/>
+              <w:jc w:val="center"/>
             </w:pPr>
             <w:r>
               <w:rPr>
@@ -508,7 +508,7 @@
           <w:p>
             <w:pPr>
               <w:pStyle w:val="Compact"/>
-              <w:jc w:val="right"/>
+              <w:jc w:val="center"/>
             </w:pPr>
             <w:r>
               <w:rPr>
@@ -553,7 +553,7 @@
           <w:p>
             <w:pPr>
               <w:pStyle w:val="Compact"/>
-              <w:jc w:val="left"/>
+              <w:jc w:val="center"/>
             </w:pPr>
             <w:r>
               <w:rPr>
@@ -585,7 +585,7 @@
           <w:p>
             <w:pPr>
               <w:pStyle w:val="Compact"/>
-              <w:jc w:val="left"/>
+              <w:jc w:val="center"/>
             </w:pPr>
             <w:r>
               <w:rPr>
@@ -602,7 +602,7 @@
           <w:p>
             <w:pPr>
               <w:pStyle w:val="Compact"/>
-              <w:jc w:val="right"/>
+              <w:jc w:val="center"/>
             </w:pPr>
             <w:r>
               <w:rPr>
@@ -647,7 +647,7 @@
           <w:p>
             <w:pPr>
               <w:pStyle w:val="Compact"/>
-              <w:jc w:val="left"/>
+              <w:jc w:val="center"/>
             </w:pPr>
             <w:r>
               <w:rPr>
@@ -679,7 +679,7 @@
           <w:p>
             <w:pPr>
               <w:pStyle w:val="Compact"/>
-              <w:jc w:val="left"/>
+              <w:jc w:val="center"/>
             </w:pPr>
             <w:r>
               <w:rPr>
@@ -696,7 +696,7 @@
           <w:p>
             <w:pPr>
               <w:pStyle w:val="Compact"/>
-              <w:jc w:val="right"/>
+              <w:jc w:val="center"/>
             </w:pPr>
             <w:r>
               <w:rPr>
@@ -741,7 +741,7 @@
           <w:p>
             <w:pPr>
               <w:pStyle w:val="Compact"/>
-              <w:jc w:val="left"/>
+              <w:jc w:val="center"/>
             </w:pPr>
             <w:r>
               <w:rPr>
@@ -773,7 +773,7 @@
           <w:p>
             <w:pPr>
               <w:pStyle w:val="Compact"/>
-              <w:jc w:val="left"/>
+              <w:jc w:val="center"/>
             </w:pPr>
             <w:r>
               <w:rPr>
@@ -790,7 +790,7 @@
           <w:p>
             <w:pPr>
               <w:pStyle w:val="Compact"/>
-              <w:jc w:val="right"/>
+              <w:jc w:val="center"/>
             </w:pPr>
             <w:r>
               <w:rPr>
@@ -847,7 +847,7 @@
           <w:p>
             <w:pPr>
               <w:pStyle w:val="Compact"/>
-              <w:jc w:val="left"/>
+              <w:jc w:val="center"/>
             </w:pPr>
             <w:r>
               <w:rPr>
@@ -891,7 +891,7 @@
           <w:p>
             <w:pPr>
               <w:pStyle w:val="Compact"/>
-              <w:jc w:val="left"/>
+              <w:jc w:val="center"/>
             </w:pPr>
             <w:r>
               <w:rPr>
@@ -908,7 +908,7 @@
           <w:p>
             <w:pPr>
               <w:pStyle w:val="Compact"/>
-              <w:jc w:val="right"/>
+              <w:jc w:val="center"/>
             </w:pPr>
             <w:r>
               <w:rPr>
@@ -953,7 +953,7 @@
           <w:p>
             <w:pPr>
               <w:pStyle w:val="Compact"/>
-              <w:jc w:val="left"/>
+              <w:jc w:val="center"/>
             </w:pPr>
             <w:r>
               <w:rPr>
@@ -997,7 +997,7 @@
           <w:p>
             <w:pPr>
               <w:pStyle w:val="Compact"/>
-              <w:jc w:val="left"/>
+              <w:jc w:val="center"/>
             </w:pPr>
             <w:r>
               <w:rPr>
@@ -1022,7 +1022,7 @@
           <w:p>
             <w:pPr>
               <w:pStyle w:val="Compact"/>
-              <w:jc w:val="right"/>
+              <w:jc w:val="center"/>
             </w:pPr>
             <w:r>
               <w:rPr>
@@ -1067,7 +1067,7 @@
           <w:p>
             <w:pPr>
               <w:pStyle w:val="Compact"/>
-              <w:jc w:val="left"/>
+              <w:jc w:val="center"/>
             </w:pPr>
             <w:r>
               <w:rPr>
@@ -1123,7 +1123,7 @@
           <w:p>
             <w:pPr>
               <w:pStyle w:val="Compact"/>
-              <w:jc w:val="left"/>
+              <w:jc w:val="center"/>
             </w:pPr>
             <w:r>
               <w:rPr>
@@ -1140,7 +1140,7 @@
           <w:p>
             <w:pPr>
               <w:pStyle w:val="Compact"/>
-              <w:jc w:val="right"/>
+              <w:jc w:val="center"/>
             </w:pPr>
             <w:r>
               <w:rPr>
@@ -1185,7 +1185,7 @@
           <w:p>
             <w:pPr>
               <w:pStyle w:val="Compact"/>
-              <w:jc w:val="left"/>
+              <w:jc w:val="center"/>
             </w:pPr>
             <w:r>
               <w:rPr>
@@ -1217,7 +1217,7 @@
           <w:p>
             <w:pPr>
               <w:pStyle w:val="Compact"/>
-              <w:jc w:val="left"/>
+              <w:jc w:val="center"/>
             </w:pPr>
             <w:r>
               <w:rPr>
@@ -1234,7 +1234,7 @@
           <w:p>
             <w:pPr>
               <w:pStyle w:val="Compact"/>
-              <w:jc w:val="right"/>
+              <w:jc w:val="center"/>
             </w:pPr>
             <w:r>
               <w:rPr>
@@ -1279,7 +1279,7 @@
           <w:p>
             <w:pPr>
               <w:pStyle w:val="Compact"/>
-              <w:jc w:val="left"/>
+              <w:jc w:val="center"/>
             </w:pPr>
             <w:r>
               <w:rPr>
@@ -1700,7 +1700,7 @@
           <w:p>
             <w:pPr>
               <w:pStyle w:val="Compact"/>
-              <w:jc w:val="left"/>
+              <w:jc w:val="center"/>
             </w:pPr>
             <w:r>
               <w:rPr>
@@ -1716,7 +1716,7 @@
           <w:p>
             <w:pPr>
               <w:pStyle w:val="Compact"/>
-              <w:jc w:val="left"/>
+              <w:jc w:val="center"/>
             </w:pPr>
             <w:r>
               <w:rPr>
@@ -1750,7 +1750,7 @@
           <w:p>
             <w:pPr>
               <w:pStyle w:val="Compact"/>
-              <w:jc w:val="left"/>
+              <w:jc w:val="center"/>
             </w:pPr>
             <w:r>
               <w:rPr>
@@ -1773,7 +1773,7 @@
           <w:p>
             <w:pPr>
               <w:pStyle w:val="Compact"/>
-              <w:jc w:val="left"/>
+              <w:jc w:val="center"/>
             </w:pPr>
             <w:r>
               <w:rPr>
@@ -1811,7 +1811,7 @@
           <w:p>
             <w:pPr>
               <w:pStyle w:val="Compact"/>
-              <w:jc w:val="left"/>
+              <w:jc w:val="center"/>
             </w:pPr>
             <w:r>
               <w:rPr>
@@ -1834,7 +1834,7 @@
           <w:p>
             <w:pPr>
               <w:pStyle w:val="Compact"/>
-              <w:jc w:val="left"/>
+              <w:jc w:val="center"/>
             </w:pPr>
             <w:r>
               <w:rPr>
@@ -1872,7 +1872,7 @@
           <w:p>
             <w:pPr>
               <w:pStyle w:val="Compact"/>
-              <w:jc w:val="left"/>
+              <w:jc w:val="center"/>
             </w:pPr>
             <w:r>
               <w:rPr>
@@ -1889,7 +1889,7 @@
           <w:p>
             <w:pPr>
               <w:pStyle w:val="Compact"/>
-              <w:jc w:val="left"/>
+              <w:jc w:val="center"/>
             </w:pPr>
             <w:r>
               <w:rPr>
@@ -1906,12 +1906,6 @@
               <w:pStyle w:val="Compact"/>
               <w:jc w:val="center"/>
             </w:pPr>
-            <w:r>
-              <w:rPr>
-                <w:rFonts w:ascii="Times New Roman" w:hAnsi="Times New Roman" w:eastAsia="SimSun"/>
-              </w:rPr>
-              <w:t xml:space="preserve">⚠️ </w:t>
-            </w:r>
             <w:r>
               <w:rPr>
                 <w:rFonts w:hint="eastAsia" w:ascii="Times New Roman" w:hAnsi="Times New Roman" w:eastAsia="SimSun"/>
@@ -1927,7 +1921,7 @@
           <w:p>
             <w:pPr>
               <w:pStyle w:val="Compact"/>
-              <w:jc w:val="left"/>
+              <w:jc w:val="center"/>
             </w:pPr>
             <w:r>
               <w:rPr>
@@ -1944,7 +1938,7 @@
           <w:p>
             <w:pPr>
               <w:pStyle w:val="Compact"/>
-              <w:jc w:val="left"/>
+              <w:jc w:val="center"/>
             </w:pPr>
             <w:r>
               <w:rPr>
@@ -1961,12 +1955,6 @@
               <w:pStyle w:val="Compact"/>
               <w:jc w:val="center"/>
             </w:pPr>
-            <w:r>
-              <w:rPr>
-                <w:rFonts w:ascii="Times New Roman" w:hAnsi="Times New Roman" w:eastAsia="SimSun"/>
-              </w:rPr>
-              <w:t xml:space="preserve">⚠️ </w:t>
-            </w:r>
             <w:r>
               <w:rPr>
                 <w:rFonts w:hint="eastAsia" w:ascii="Times New Roman" w:hAnsi="Times New Roman" w:eastAsia="SimSun"/>
@@ -1982,7 +1970,7 @@
           <w:p>
             <w:pPr>
               <w:pStyle w:val="Compact"/>
-              <w:jc w:val="left"/>
+              <w:jc w:val="center"/>
             </w:pPr>
             <w:r>
               <w:rPr>
@@ -1999,7 +1987,7 @@
           <w:p>
             <w:pPr>
               <w:pStyle w:val="Compact"/>
-              <w:jc w:val="left"/>
+              <w:jc w:val="center"/>
             </w:pPr>
             <w:r>
               <w:rPr>
@@ -2037,7 +2025,7 @@
           <w:p>
             <w:pPr>
               <w:pStyle w:val="Compact"/>
-              <w:jc w:val="left"/>
+              <w:jc w:val="center"/>
             </w:pPr>
             <w:r>
               <w:rPr>
@@ -2060,7 +2048,7 @@
           <w:p>
             <w:pPr>
               <w:pStyle w:val="Compact"/>
-              <w:jc w:val="left"/>
+              <w:jc w:val="center"/>
             </w:pPr>
             <w:r>
               <w:rPr>
@@ -2098,7 +2086,7 @@
           <w:p>
             <w:pPr>
               <w:pStyle w:val="Compact"/>
-              <w:jc w:val="left"/>
+              <w:jc w:val="center"/>
             </w:pPr>
             <w:r>
               <w:rPr>
@@ -2121,7 +2109,7 @@
           <w:p>
             <w:pPr>
               <w:pStyle w:val="Compact"/>
-              <w:jc w:val="left"/>
+              <w:jc w:val="center"/>
             </w:pPr>
             <w:r>
               <w:rPr>
@@ -2318,7 +2306,7 @@
           <w:p>
             <w:pPr>
               <w:pStyle w:val="Compact"/>
-              <w:jc w:val="left"/>
+              <w:jc w:val="center"/>
             </w:pPr>
             <w:r>
               <w:rPr>
@@ -2334,7 +2322,7 @@
           <w:p>
             <w:pPr>
               <w:pStyle w:val="Compact"/>
-              <w:jc w:val="left"/>
+              <w:jc w:val="center"/>
             </w:pPr>
             <w:r>
               <w:rPr>
@@ -2350,7 +2338,7 @@
           <w:p>
             <w:pPr>
               <w:pStyle w:val="Compact"/>
-              <w:jc w:val="right"/>
+              <w:jc w:val="center"/>
             </w:pPr>
             <w:r>
               <w:rPr>
@@ -2384,7 +2372,7 @@
           <w:p>
             <w:pPr>
               <w:pStyle w:val="Compact"/>
-              <w:jc w:val="left"/>
+              <w:jc w:val="center"/>
             </w:pPr>
             <w:r>
               <w:rPr>
@@ -2401,7 +2389,7 @@
           <w:p>
             <w:pPr>
               <w:pStyle w:val="Compact"/>
-              <w:jc w:val="left"/>
+              <w:jc w:val="center"/>
             </w:pPr>
             <w:r>
               <w:rPr>
@@ -2416,7 +2404,7 @@
           <w:p>
             <w:pPr>
               <w:pStyle w:val="Compact"/>
-              <w:jc w:val="right"/>
+              <w:jc w:val="center"/>
             </w:pPr>
             <w:r>
               <w:rPr>
@@ -2476,7 +2464,7 @@
           <w:p>
             <w:pPr>
               <w:pStyle w:val="Compact"/>
-              <w:jc w:val="left"/>
+              <w:jc w:val="center"/>
             </w:pPr>
             <w:r>
               <w:rPr>
@@ -2493,7 +2481,7 @@
           <w:p>
             <w:pPr>
               <w:pStyle w:val="Compact"/>
-              <w:jc w:val="left"/>
+              <w:jc w:val="center"/>
             </w:pPr>
             <w:r>
               <w:rPr>
@@ -2508,7 +2496,7 @@
           <w:p>
             <w:pPr>
               <w:pStyle w:val="Compact"/>
-              <w:jc w:val="right"/>
+              <w:jc w:val="center"/>
             </w:pPr>
             <w:r>
               <w:rPr>
@@ -2580,7 +2568,7 @@
           <w:p>
             <w:pPr>
               <w:pStyle w:val="Compact"/>
-              <w:jc w:val="left"/>
+              <w:jc w:val="center"/>
             </w:pPr>
             <w:r>
               <w:rPr>
@@ -2597,7 +2585,7 @@
           <w:p>
             <w:pPr>
               <w:pStyle w:val="Compact"/>
-              <w:jc w:val="left"/>
+              <w:jc w:val="center"/>
             </w:pPr>
             <w:r>
               <w:rPr>
@@ -2612,7 +2600,7 @@
           <w:p>
             <w:pPr>
               <w:pStyle w:val="Compact"/>
-              <w:jc w:val="right"/>
+              <w:jc w:val="center"/>
             </w:pPr>
             <w:r>
               <w:rPr>
@@ -2736,7 +2724,7 @@
           <w:p>
             <w:pPr>
               <w:pStyle w:val="Compact"/>
-              <w:jc w:val="left"/>
+              <w:jc w:val="center"/>
             </w:pPr>
             <w:r>
               <w:rPr>
@@ -2752,7 +2740,7 @@
           <w:p>
             <w:pPr>
               <w:pStyle w:val="Compact"/>
-              <w:jc w:val="right"/>
+              <w:jc w:val="center"/>
             </w:pPr>
             <w:r>
               <w:rPr>
@@ -2794,7 +2782,7 @@
           <w:p>
             <w:pPr>
               <w:pStyle w:val="Compact"/>
-              <w:jc w:val="left"/>
+              <w:jc w:val="center"/>
             </w:pPr>
             <w:r>
               <w:rPr>
@@ -2812,7 +2800,7 @@
           <w:p>
             <w:pPr>
               <w:pStyle w:val="Compact"/>
-              <w:jc w:val="left"/>
+              <w:jc w:val="center"/>
             </w:pPr>
             <w:r>
               <w:rPr>
@@ -2827,7 +2815,7 @@
           <w:p>
             <w:pPr>
               <w:pStyle w:val="Compact"/>
-              <w:jc w:val="right"/>
+              <w:jc w:val="center"/>
             </w:pPr>
             <m:oMath>
               <m:sSup>
@@ -2870,7 +2858,7 @@
           <w:p>
             <w:pPr>
               <w:pStyle w:val="Compact"/>
-              <w:jc w:val="left"/>
+              <w:jc w:val="center"/>
             </w:pPr>
             <w:r>
               <w:rPr>
@@ -2887,7 +2875,7 @@
           <w:p>
             <w:pPr>
               <w:pStyle w:val="Compact"/>
-              <w:jc w:val="left"/>
+              <w:jc w:val="center"/>
             </w:pPr>
             <w:r>
               <w:rPr>
@@ -2902,7 +2890,7 @@
           <w:p>
             <w:pPr>
               <w:pStyle w:val="Compact"/>
-              <w:jc w:val="right"/>
+              <w:jc w:val="center"/>
             </w:pPr>
             <m:oMath>
               <m:sSup>
@@ -2945,7 +2933,7 @@
           <w:p>
             <w:pPr>
               <w:pStyle w:val="Compact"/>
-              <w:jc w:val="left"/>
+              <w:jc w:val="center"/>
             </w:pPr>
             <w:r>
               <w:rPr>
@@ -2962,7 +2950,7 @@
           <w:p>
             <w:pPr>
               <w:pStyle w:val="Compact"/>
-              <w:jc w:val="left"/>
+              <w:jc w:val="center"/>
             </w:pPr>
             <w:r>
               <w:rPr>
@@ -2977,7 +2965,7 @@
           <w:p>
             <w:pPr>
               <w:pStyle w:val="Compact"/>
-              <w:jc w:val="right"/>
+              <w:jc w:val="center"/>
             </w:pPr>
             <m:oMath>
               <m:sSup>
@@ -3020,7 +3008,7 @@
           <w:p>
             <w:pPr>
               <w:pStyle w:val="Compact"/>
-              <w:jc w:val="left"/>
+              <w:jc w:val="center"/>
             </w:pPr>
             <w:r>
               <w:rPr>
@@ -3041,7 +3029,7 @@
     </w:p>
     <w:bookmarkEnd w:id="16"/>
     <w:bookmarkEnd w:id="17"/>
-    <w:bookmarkStart w:id="21" w:name="三阳离子主体"/>
+    <w:bookmarkStart w:id="24" w:name="三阳离子主体"/>
     <w:p>
       <w:pPr>
         <w:pStyle w:val="Heading2"/>
@@ -3053,7 +3041,7 @@
         <w:t xml:space="preserve">三、阳离子主体</w:t>
       </w:r>
     </w:p>
-    <w:bookmarkStart w:id="18" w:name="冠醚crown-ethers"/>
+    <w:bookmarkStart w:id="21" w:name="冠醚crown-ethers"/>
     <w:p>
       <w:pPr>
         <w:pStyle w:val="Heading3"/>
@@ -3080,6 +3068,191 @@
     <w:p>
       <w:pPr>
         <w:pStyle w:val="FirstParagraph"/>
+        <w:jc w:val="center"/>
+      </w:pPr>
+      <w:r>
+        <w:rPr>
+          <w:b w:val="0"/>
+          <w:i w:val="0"/>
+          <w:sz w:val="21"/>
+        </w:rPr>
+        <w:drawing>
+          <wp:inline>
+            <wp:extent cx="1529096" cy="1590260"/>
+            <wp:effectExtent b="0" l="0" r="0" t="0"/>
+            <wp:docPr descr="18-冠-6 与钾离子的主客体络合结构" title="" id="19" name="Picture"/>
+            <a:graphic>
+              <a:graphicData uri="http://schemas.openxmlformats.org/drawingml/2006/picture">
+                <pic:pic>
+                  <pic:nvPicPr>
+                    <pic:cNvPr descr="media/18-crown-6.png" id="20" name="Picture"/>
+                    <pic:cNvPicPr>
+                      <a:picLocks noChangeArrowheads="1" noChangeAspect="1"/>
+                    </pic:cNvPicPr>
+                  </pic:nvPicPr>
+                  <pic:blipFill>
+                    <a:blip r:embed="rId18"/>
+                    <a:stretch>
+                      <a:fillRect/>
+                    </a:stretch>
+                  </pic:blipFill>
+                  <pic:spPr bwMode="auto">
+                    <a:xfrm>
+                      <a:off x="0" y="0"/>
+                      <a:ext cx="1529096" cy="1590260"/>
+                    </a:xfrm>
+                    <a:prstGeom prst="rect">
+                      <a:avLst/>
+                    </a:prstGeom>
+                    <a:noFill/>
+                    <a:ln w="9525">
+                      <a:noFill/>
+                      <a:headEnd/>
+                      <a:tailEnd/>
+                    </a:ln>
+                  </pic:spPr>
+                </pic:pic>
+              </a:graphicData>
+            </a:graphic>
+          </wp:inline>
+        </w:drawing>
+      </w:r>
+      <w:r>
+        <w:rPr>
+          <w:b w:val="0"/>
+          <w:i w:val="0"/>
+          <w:sz w:val="21"/>
+        </w:rPr>
+        <w:t xml:space="preserve"> </w:t>
+      </w:r>
+      <w:r>
+        <w:rPr>
+          <w:rFonts w:hint="eastAsia" w:eastAsia="FangSong" w:ascii="Times New Roman" w:hAnsi="Times New Roman"/>
+          <w:b w:val="0"/>
+          <w:i w:val="0"/>
+          <w:iCs/>
+          <w:sz w:val="21"/>
+        </w:rPr>
+        <w:t xml:space="preserve">图</w:t>
+      </w:r>
+      <w:r>
+        <w:rPr>
+          <w:b w:val="0"/>
+          <w:i w:val="0"/>
+          <w:iCs/>
+          <w:sz w:val="21"/>
+        </w:rPr>
+        <w:t xml:space="preserve"> </w:t>
+      </w:r>
+      <w:r>
+        <w:rPr>
+          <w:rFonts w:hint="eastAsia" w:eastAsia="FangSong" w:ascii="Times New Roman" w:hAnsi="Times New Roman"/>
+          <w:b w:val="0"/>
+          <w:i w:val="0"/>
+          <w:iCs/>
+          <w:sz w:val="21"/>
+        </w:rPr>
+        <w:t xml:space="preserve">18-冠-6</w:t>
+      </w:r>
+      <w:r>
+        <w:rPr>
+          <w:b w:val="0"/>
+          <w:i w:val="0"/>
+          <w:iCs/>
+          <w:sz w:val="21"/>
+        </w:rPr>
+        <w:t xml:space="preserve"> </w:t>
+      </w:r>
+      <w:r>
+        <w:rPr>
+          <w:rFonts w:hint="eastAsia" w:eastAsia="FangSong" w:ascii="Times New Roman" w:hAnsi="Times New Roman"/>
+          <w:b w:val="0"/>
+          <w:i w:val="0"/>
+          <w:iCs/>
+          <w:sz w:val="21"/>
+        </w:rPr>
+        <w:t xml:space="preserve">与</w:t>
+      </w:r>
+      <w:r>
+        <w:rPr>
+          <w:b w:val="0"/>
+          <w:i w:val="0"/>
+          <w:iCs/>
+          <w:sz w:val="21"/>
+        </w:rPr>
+        <w:t xml:space="preserve"> K⁺ </w:t>
+      </w:r>
+      <w:r>
+        <w:rPr>
+          <w:rFonts w:hint="eastAsia" w:eastAsia="FangSong" w:ascii="Times New Roman" w:hAnsi="Times New Roman"/>
+          <w:b w:val="0"/>
+          <w:i w:val="0"/>
+          <w:iCs/>
+          <w:sz w:val="21"/>
+        </w:rPr>
+        <w:t xml:space="preserve">的络合结构。冠醚的空腔大小与</w:t>
+      </w:r>
+      <w:r>
+        <w:rPr>
+          <w:b w:val="0"/>
+          <w:i w:val="0"/>
+          <w:iCs/>
+          <w:sz w:val="21"/>
+        </w:rPr>
+        <w:t xml:space="preserve"> K⁺ </w:t>
+      </w:r>
+      <w:r>
+        <w:rPr>
+          <w:rFonts w:hint="eastAsia" w:eastAsia="FangSong" w:ascii="Times New Roman" w:hAnsi="Times New Roman"/>
+          <w:b w:val="0"/>
+          <w:i w:val="0"/>
+          <w:iCs/>
+          <w:sz w:val="21"/>
+        </w:rPr>
+        <w:t xml:space="preserve">直径匹配，六个</w:t>
+      </w:r>
+      <w:r>
+        <w:rPr>
+          <w:b w:val="0"/>
+          <w:i w:val="0"/>
+          <w:iCs/>
+          <w:sz w:val="21"/>
+        </w:rPr>
+        <w:t xml:space="preserve"> O </w:t>
+      </w:r>
+      <w:r>
+        <w:rPr>
+          <w:rFonts w:hint="eastAsia" w:eastAsia="FangSong" w:ascii="Times New Roman" w:hAnsi="Times New Roman"/>
+          <w:b w:val="0"/>
+          <w:i w:val="0"/>
+          <w:iCs/>
+          <w:sz w:val="21"/>
+        </w:rPr>
+        <w:t xml:space="preserve">原子向内提供孤对电子配位，形成稳定的主客体复合物。不同尺寸的冠醚对碱金属离子有选择性（Wikimedia</w:t>
+      </w:r>
+      <w:r>
+        <w:rPr>
+          <w:b w:val="0"/>
+          <w:i w:val="0"/>
+          <w:iCs/>
+          <w:sz w:val="21"/>
+        </w:rPr>
+        <w:t xml:space="preserve"> </w:t>
+      </w:r>
+      <w:r>
+        <w:rPr>
+          <w:rFonts w:hint="eastAsia" w:eastAsia="FangSong" w:ascii="Times New Roman" w:hAnsi="Times New Roman"/>
+          <w:b w:val="0"/>
+          <w:i w:val="0"/>
+          <w:iCs/>
+          <w:sz w:val="21"/>
+        </w:rPr>
+        <w:t xml:space="preserve">Commons）</w:t>
+      </w:r>
+    </w:p>
+    <w:p>
+      <w:pPr>
+        <w:pStyle w:val="BodyText"/>
       </w:pPr>
       <w:r>
         <w:rPr>
@@ -3231,7 +3404,7 @@
           <w:p>
             <w:pPr>
               <w:pStyle w:val="Compact"/>
-              <w:jc w:val="left"/>
+              <w:jc w:val="center"/>
             </w:pPr>
             <w:r>
               <w:rPr>
@@ -3247,7 +3420,7 @@
           <w:p>
             <w:pPr>
               <w:pStyle w:val="Compact"/>
-              <w:jc w:val="right"/>
+              <w:jc w:val="center"/>
             </w:pPr>
             <w:r>
               <w:rPr>
@@ -3263,7 +3436,7 @@
           <w:p>
             <w:pPr>
               <w:pStyle w:val="Compact"/>
-              <w:jc w:val="left"/>
+              <w:jc w:val="center"/>
             </w:pPr>
             <w:r>
               <w:rPr>
@@ -3279,7 +3452,7 @@
           <w:p>
             <w:pPr>
               <w:pStyle w:val="Compact"/>
-              <w:jc w:val="right"/>
+              <w:jc w:val="center"/>
             </w:pPr>
             <w:r>
               <w:rPr>
@@ -3297,7 +3470,7 @@
           <w:p>
             <w:pPr>
               <w:pStyle w:val="Compact"/>
-              <w:jc w:val="left"/>
+              <w:jc w:val="center"/>
             </w:pPr>
             <w:r>
               <w:rPr>
@@ -3312,7 +3485,7 @@
           <w:p>
             <w:pPr>
               <w:pStyle w:val="Compact"/>
-              <w:jc w:val="right"/>
+              <w:jc w:val="center"/>
             </w:pPr>
             <w:r>
               <w:rPr>
@@ -3327,7 +3500,7 @@
           <w:p>
             <w:pPr>
               <w:pStyle w:val="Compact"/>
-              <w:jc w:val="left"/>
+              <w:jc w:val="center"/>
             </w:pPr>
             <w:r>
               <w:rPr>
@@ -3342,7 +3515,7 @@
           <w:p>
             <w:pPr>
               <w:pStyle w:val="Compact"/>
-              <w:jc w:val="right"/>
+              <w:jc w:val="center"/>
             </w:pPr>
             <w:r>
               <w:rPr>
@@ -3359,7 +3532,7 @@
           <w:p>
             <w:pPr>
               <w:pStyle w:val="Compact"/>
-              <w:jc w:val="left"/>
+              <w:jc w:val="center"/>
             </w:pPr>
             <w:r>
               <w:rPr>
@@ -3374,7 +3547,7 @@
           <w:p>
             <w:pPr>
               <w:pStyle w:val="Compact"/>
-              <w:jc w:val="right"/>
+              <w:jc w:val="center"/>
             </w:pPr>
             <w:r>
               <w:rPr>
@@ -3389,7 +3562,7 @@
           <w:p>
             <w:pPr>
               <w:pStyle w:val="Compact"/>
-              <w:jc w:val="left"/>
+              <w:jc w:val="center"/>
             </w:pPr>
             <w:r>
               <w:rPr>
@@ -3404,7 +3577,7 @@
           <w:p>
             <w:pPr>
               <w:pStyle w:val="Compact"/>
-              <w:jc w:val="right"/>
+              <w:jc w:val="center"/>
             </w:pPr>
             <w:r>
               <w:rPr>
@@ -3421,7 +3594,7 @@
           <w:p>
             <w:pPr>
               <w:pStyle w:val="Compact"/>
-              <w:jc w:val="left"/>
+              <w:jc w:val="center"/>
             </w:pPr>
             <w:r>
               <w:rPr>
@@ -3436,7 +3609,7 @@
           <w:p>
             <w:pPr>
               <w:pStyle w:val="Compact"/>
-              <w:jc w:val="right"/>
+              <w:jc w:val="center"/>
             </w:pPr>
             <w:r>
               <w:rPr>
@@ -3451,7 +3624,7 @@
           <w:p>
             <w:pPr>
               <w:pStyle w:val="Compact"/>
-              <w:jc w:val="left"/>
+              <w:jc w:val="center"/>
             </w:pPr>
             <w:r>
               <w:rPr>
@@ -3466,7 +3639,7 @@
           <w:p>
             <w:pPr>
               <w:pStyle w:val="Compact"/>
-              <w:jc w:val="right"/>
+              <w:jc w:val="center"/>
             </w:pPr>
             <w:r>
               <w:rPr>
@@ -3483,7 +3656,7 @@
           <w:p>
             <w:pPr>
               <w:pStyle w:val="Compact"/>
-              <w:jc w:val="left"/>
+              <w:jc w:val="center"/>
             </w:pPr>
             <w:r>
               <w:rPr>
@@ -3498,7 +3671,7 @@
           <w:p>
             <w:pPr>
               <w:pStyle w:val="Compact"/>
-              <w:jc w:val="right"/>
+              <w:jc w:val="center"/>
             </w:pPr>
             <w:r>
               <w:rPr>
@@ -3513,7 +3686,7 @@
           <w:p>
             <w:pPr>
               <w:pStyle w:val="Compact"/>
-              <w:jc w:val="left"/>
+              <w:jc w:val="center"/>
             </w:pPr>
             <w:r>
               <w:rPr>
@@ -3528,7 +3701,7 @@
           <w:p>
             <w:pPr>
               <w:pStyle w:val="Compact"/>
-              <w:jc w:val="right"/>
+              <w:jc w:val="center"/>
             </w:pPr>
             <w:r>
               <w:rPr>
@@ -3700,6 +3873,12 @@
       <m:oMathPara>
         <m:oMathParaPr>
           <m:jc m:val="center"/>
+          <m:ctrlPr>
+            <w:rPr>
+              <w:sz w:val="28"/>
+              <w:szCs w:val="28"/>
+            </w:rPr>
+          </m:ctrlPr>
         </m:oMathParaPr>
         <m:oMath>
           <m:r>
@@ -3712,8 +3891,8 @@
         </m:oMath>
       </m:oMathPara>
     </w:p>
-    <w:bookmarkEnd w:id="18"/>
-    <w:bookmarkStart w:id="19" w:name="穴醚cryptands"/>
+    <w:bookmarkEnd w:id="21"/>
+    <w:bookmarkStart w:id="22" w:name="穴醚cryptands"/>
     <w:p>
       <w:pPr>
         <w:pStyle w:val="Heading3"/>
@@ -3858,7 +4037,7 @@
           <w:p>
             <w:pPr>
               <w:pStyle w:val="Compact"/>
-              <w:jc w:val="left"/>
+              <w:jc w:val="center"/>
             </w:pPr>
             <w:r>
               <w:rPr>
@@ -3874,7 +4053,7 @@
           <w:p>
             <w:pPr>
               <w:pStyle w:val="Compact"/>
-              <w:jc w:val="right"/>
+              <w:jc w:val="center"/>
             </w:pPr>
             <w:r>
               <w:rPr>
@@ -3890,7 +4069,7 @@
           <w:p>
             <w:pPr>
               <w:pStyle w:val="Compact"/>
-              <w:jc w:val="left"/>
+              <w:jc w:val="center"/>
             </w:pPr>
             <w:r>
               <w:rPr>
@@ -3908,7 +4087,7 @@
           <w:p>
             <w:pPr>
               <w:pStyle w:val="Compact"/>
-              <w:jc w:val="left"/>
+              <w:jc w:val="center"/>
             </w:pPr>
             <w:r>
               <w:rPr>
@@ -3923,7 +4102,7 @@
           <w:p>
             <w:pPr>
               <w:pStyle w:val="Compact"/>
-              <w:jc w:val="right"/>
+              <w:jc w:val="center"/>
             </w:pPr>
             <w:r>
               <w:rPr>
@@ -3938,7 +4117,7 @@
           <w:p>
             <w:pPr>
               <w:pStyle w:val="Compact"/>
-              <w:jc w:val="left"/>
+              <w:jc w:val="center"/>
             </w:pPr>
             <w:r>
               <w:rPr>
@@ -3955,7 +4134,7 @@
           <w:p>
             <w:pPr>
               <w:pStyle w:val="Compact"/>
-              <w:jc w:val="left"/>
+              <w:jc w:val="center"/>
             </w:pPr>
             <w:r>
               <w:rPr>
@@ -3970,7 +4149,7 @@
           <w:p>
             <w:pPr>
               <w:pStyle w:val="Compact"/>
-              <w:jc w:val="right"/>
+              <w:jc w:val="center"/>
             </w:pPr>
             <w:r>
               <w:rPr>
@@ -3985,7 +4164,7 @@
           <w:p>
             <w:pPr>
               <w:pStyle w:val="Compact"/>
-              <w:jc w:val="left"/>
+              <w:jc w:val="center"/>
             </w:pPr>
             <w:r>
               <w:rPr>
@@ -4002,7 +4181,7 @@
           <w:p>
             <w:pPr>
               <w:pStyle w:val="Compact"/>
-              <w:jc w:val="left"/>
+              <w:jc w:val="center"/>
             </w:pPr>
             <w:r>
               <w:rPr>
@@ -4017,7 +4196,7 @@
           <w:p>
             <w:pPr>
               <w:pStyle w:val="Compact"/>
-              <w:jc w:val="right"/>
+              <w:jc w:val="center"/>
             </w:pPr>
             <w:r>
               <w:rPr>
@@ -4032,7 +4211,7 @@
           <w:p>
             <w:pPr>
               <w:pStyle w:val="Compact"/>
-              <w:jc w:val="left"/>
+              <w:jc w:val="center"/>
             </w:pPr>
             <w:r>
               <w:rPr>
@@ -4044,8 +4223,8 @@
         </w:tc>
       </w:tr>
     </w:tbl>
-    <w:bookmarkEnd w:id="19"/>
-    <w:bookmarkStart w:id="20" w:name="杯芳烃calixarenes"/>
+    <w:bookmarkEnd w:id="22"/>
+    <w:bookmarkStart w:id="23" w:name="杯芳烃calixarenes"/>
     <w:p>
       <w:pPr>
         <w:pStyle w:val="Heading3"/>
@@ -4164,7 +4343,7 @@
           <w:p>
             <w:pPr>
               <w:pStyle w:val="Compact"/>
-              <w:jc w:val="left"/>
+              <w:jc w:val="center"/>
             </w:pPr>
             <w:r>
               <w:rPr>
@@ -4180,7 +4359,7 @@
           <w:p>
             <w:pPr>
               <w:pStyle w:val="Compact"/>
-              <w:jc w:val="left"/>
+              <w:jc w:val="center"/>
             </w:pPr>
             <w:r>
               <w:rPr>
@@ -4196,7 +4375,7 @@
           <w:p>
             <w:pPr>
               <w:pStyle w:val="Compact"/>
-              <w:jc w:val="right"/>
+              <w:jc w:val="center"/>
             </w:pPr>
             <w:r>
               <w:rPr>
@@ -4214,7 +4393,7 @@
           <w:p>
             <w:pPr>
               <w:pStyle w:val="Compact"/>
-              <w:jc w:val="left"/>
+              <w:jc w:val="center"/>
             </w:pPr>
             <w:r>
               <w:rPr>
@@ -4229,7 +4408,7 @@
           <w:p>
             <w:pPr>
               <w:pStyle w:val="Compact"/>
-              <w:jc w:val="left"/>
+              <w:jc w:val="center"/>
             </w:pPr>
             <w:r>
               <w:rPr>
@@ -4256,7 +4435,7 @@
           <w:p>
             <w:pPr>
               <w:pStyle w:val="Compact"/>
-              <w:jc w:val="right"/>
+              <w:jc w:val="center"/>
             </w:pPr>
             <w:r>
               <w:rPr>
@@ -4273,7 +4452,7 @@
           <w:p>
             <w:pPr>
               <w:pStyle w:val="Compact"/>
-              <w:jc w:val="left"/>
+              <w:jc w:val="center"/>
             </w:pPr>
             <w:r>
               <w:rPr>
@@ -4300,7 +4479,7 @@
           <w:p>
             <w:pPr>
               <w:pStyle w:val="Compact"/>
-              <w:jc w:val="left"/>
+              <w:jc w:val="center"/>
             </w:pPr>
             <w:r>
               <w:rPr>
@@ -4315,7 +4494,7 @@
           <w:p>
             <w:pPr>
               <w:pStyle w:val="Compact"/>
-              <w:jc w:val="right"/>
+              <w:jc w:val="center"/>
             </w:pPr>
             <w:r>
               <w:rPr>
@@ -4332,7 +4511,7 @@
           <w:p>
             <w:pPr>
               <w:pStyle w:val="Compact"/>
-              <w:jc w:val="left"/>
+              <w:jc w:val="center"/>
             </w:pPr>
             <w:r>
               <w:rPr>
@@ -4347,7 +4526,7 @@
           <w:p>
             <w:pPr>
               <w:pStyle w:val="Compact"/>
-              <w:jc w:val="left"/>
+              <w:jc w:val="center"/>
             </w:pPr>
             <w:r>
               <w:rPr>
@@ -4362,7 +4541,7 @@
           <w:p>
             <w:pPr>
               <w:pStyle w:val="Compact"/>
-              <w:jc w:val="right"/>
+              <w:jc w:val="center"/>
             </w:pPr>
             <w:r>
               <w:rPr>
@@ -4379,7 +4558,7 @@
           <w:p>
             <w:pPr>
               <w:pStyle w:val="Compact"/>
-              <w:jc w:val="left"/>
+              <w:jc w:val="center"/>
             </w:pPr>
             <w:r>
               <w:rPr>
@@ -4394,7 +4573,7 @@
           <w:p>
             <w:pPr>
               <w:pStyle w:val="Compact"/>
-              <w:jc w:val="left"/>
+              <w:jc w:val="center"/>
             </w:pPr>
             <w:r>
               <w:rPr>
@@ -4409,7 +4588,7 @@
           <w:p>
             <w:pPr>
               <w:pStyle w:val="Compact"/>
-              <w:jc w:val="right"/>
+              <w:jc w:val="center"/>
             </w:pPr>
             <w:r>
               <w:rPr>
@@ -4550,9 +4729,9 @@
         </w:pict>
       </w:r>
     </w:p>
-    <w:bookmarkEnd w:id="20"/>
-    <w:bookmarkEnd w:id="21"/>
-    <w:bookmarkStart w:id="25" w:name="四中性分子主体"/>
+    <w:bookmarkEnd w:id="23"/>
+    <w:bookmarkEnd w:id="24"/>
+    <w:bookmarkStart w:id="28" w:name="四中性分子主体"/>
     <w:p>
       <w:pPr>
         <w:pStyle w:val="Heading2"/>
@@ -4564,7 +4743,7 @@
         <w:t xml:space="preserve">四、中性分子主体</w:t>
       </w:r>
     </w:p>
-    <w:bookmarkStart w:id="22" w:name="环糊精cyclodextrins-cd"/>
+    <w:bookmarkStart w:id="25" w:name="环糊精cyclodextrins-cd"/>
     <w:p>
       <w:pPr>
         <w:pStyle w:val="Heading3"/>
@@ -4637,7 +4816,7 @@
           <w:p>
             <w:pPr>
               <w:pStyle w:val="Compact"/>
-              <w:jc w:val="left"/>
+              <w:jc w:val="center"/>
             </w:pPr>
             <w:r>
               <w:rPr>
@@ -4703,7 +4882,7 @@
           <w:p>
             <w:pPr>
               <w:pStyle w:val="Compact"/>
-              <w:jc w:val="left"/>
+              <w:jc w:val="center"/>
             </w:pPr>
             <w:r>
               <w:rPr>
@@ -4765,7 +4944,7 @@
           <w:p>
             <w:pPr>
               <w:pStyle w:val="Compact"/>
-              <w:jc w:val="left"/>
+              <w:jc w:val="center"/>
             </w:pPr>
             <w:r>
               <w:rPr>
@@ -4827,7 +5006,7 @@
           <w:p>
             <w:pPr>
               <w:pStyle w:val="Compact"/>
-              <w:jc w:val="left"/>
+              <w:jc w:val="center"/>
             </w:pPr>
             <w:r>
               <w:rPr>
@@ -4889,7 +5068,7 @@
           <w:p>
             <w:pPr>
               <w:pStyle w:val="Compact"/>
-              <w:jc w:val="left"/>
+              <w:jc w:val="center"/>
             </w:pPr>
             <w:r>
               <w:rPr>
@@ -4951,7 +5130,7 @@
           <w:p>
             <w:pPr>
               <w:pStyle w:val="Compact"/>
-              <w:jc w:val="left"/>
+              <w:jc w:val="center"/>
             </w:pPr>
             <w:r>
               <w:rPr>
@@ -5099,6 +5278,12 @@
       <m:oMathPara>
         <m:oMathParaPr>
           <m:jc m:val="center"/>
+          <m:ctrlPr>
+            <w:rPr>
+              <w:sz w:val="28"/>
+              <w:szCs w:val="28"/>
+            </w:rPr>
+          </m:ctrlPr>
         </m:oMathParaPr>
         <m:oMath>
           <m:r>
@@ -5281,6 +5466,14 @@
         </w:numPr>
       </w:pPr>
       <m:oMath>
+        <m:oMathPr>
+          <m:ctrlPr>
+            <w:rPr>
+              <w:sz w:val="28"/>
+              <w:szCs w:val="28"/>
+            </w:rPr>
+          </m:ctrlPr>
+        </m:oMathPr>
         <m:r>
           <m:rPr>
             <m:sty m:val="p"/>
@@ -5346,6 +5539,14 @@
         </w:numPr>
       </w:pPr>
       <m:oMath>
+        <m:oMathPr>
+          <m:ctrlPr>
+            <w:rPr>
+              <w:sz w:val="28"/>
+              <w:szCs w:val="28"/>
+            </w:rPr>
+          </m:ctrlPr>
+        </m:oMathPr>
         <m:r>
           <m:rPr>
             <m:sty m:val="p"/>
@@ -5428,6 +5629,14 @@
         </w:numPr>
       </w:pPr>
       <m:oMath>
+        <m:oMathPr>
+          <m:ctrlPr>
+            <w:rPr>
+              <w:sz w:val="28"/>
+              <w:szCs w:val="28"/>
+            </w:rPr>
+          </m:ctrlPr>
+        </m:oMathPr>
         <m:r>
           <m:rPr>
             <m:sty m:val="p"/>
@@ -5558,8 +5767,8 @@
         <w:t xml:space="preserve">：增溶、稳定、控释、分离</w:t>
       </w:r>
     </w:p>
-    <w:bookmarkEnd w:id="22"/>
-    <w:bookmarkStart w:id="23" w:name="固态包合物"/>
+    <w:bookmarkEnd w:id="25"/>
+    <w:bookmarkStart w:id="26" w:name="固态包合物"/>
     <w:p>
       <w:pPr>
         <w:pStyle w:val="Heading3"/>
@@ -5596,7 +5805,7 @@
           <w:p>
             <w:pPr>
               <w:pStyle w:val="Compact"/>
-              <w:jc w:val="left"/>
+              <w:jc w:val="center"/>
             </w:pPr>
             <w:r>
               <w:rPr>
@@ -5612,7 +5821,7 @@
           <w:p>
             <w:pPr>
               <w:pStyle w:val="Compact"/>
-              <w:jc w:val="left"/>
+              <w:jc w:val="center"/>
             </w:pPr>
             <w:r>
               <w:rPr>
@@ -5628,7 +5837,7 @@
           <w:p>
             <w:pPr>
               <w:pStyle w:val="Compact"/>
-              <w:jc w:val="left"/>
+              <w:jc w:val="center"/>
             </w:pPr>
             <w:r>
               <w:rPr>
@@ -5644,7 +5853,7 @@
           <w:p>
             <w:pPr>
               <w:pStyle w:val="Compact"/>
-              <w:jc w:val="left"/>
+              <w:jc w:val="center"/>
             </w:pPr>
             <w:r>
               <w:rPr>
@@ -5662,7 +5871,7 @@
           <w:p>
             <w:pPr>
               <w:pStyle w:val="Compact"/>
-              <w:jc w:val="left"/>
+              <w:jc w:val="center"/>
             </w:pPr>
             <w:r>
               <w:rPr>
@@ -5679,7 +5888,7 @@
           <w:p>
             <w:pPr>
               <w:pStyle w:val="Compact"/>
-              <w:jc w:val="left"/>
+              <w:jc w:val="center"/>
             </w:pPr>
             <w:r>
               <w:rPr>
@@ -5694,7 +5903,7 @@
           <w:p>
             <w:pPr>
               <w:pStyle w:val="Compact"/>
-              <w:jc w:val="left"/>
+              <w:jc w:val="center"/>
             </w:pPr>
             <w:r>
               <w:rPr>
@@ -5709,7 +5918,7 @@
           <w:p>
             <w:pPr>
               <w:pStyle w:val="Compact"/>
-              <w:jc w:val="left"/>
+              <w:jc w:val="center"/>
             </w:pPr>
             <w:r>
               <w:rPr>
@@ -5726,7 +5935,7 @@
           <w:p>
             <w:pPr>
               <w:pStyle w:val="Compact"/>
-              <w:jc w:val="left"/>
+              <w:jc w:val="center"/>
             </w:pPr>
             <w:r>
               <w:rPr>
@@ -5743,7 +5952,7 @@
           <w:p>
             <w:pPr>
               <w:pStyle w:val="Compact"/>
-              <w:jc w:val="left"/>
+              <w:jc w:val="center"/>
             </w:pPr>
             <w:r>
               <w:rPr>
@@ -5758,7 +5967,7 @@
           <w:p>
             <w:pPr>
               <w:pStyle w:val="Compact"/>
-              <w:jc w:val="left"/>
+              <w:jc w:val="center"/>
             </w:pPr>
             <w:r>
               <w:rPr>
@@ -5773,7 +5982,7 @@
           <w:p>
             <w:pPr>
               <w:pStyle w:val="Compact"/>
-              <w:jc w:val="left"/>
+              <w:jc w:val="center"/>
             </w:pPr>
             <w:r>
               <w:rPr>
@@ -5802,7 +6011,7 @@
           <w:p>
             <w:pPr>
               <w:pStyle w:val="Compact"/>
-              <w:jc w:val="left"/>
+              <w:jc w:val="center"/>
             </w:pPr>
             <w:r>
               <w:rPr>
@@ -5819,7 +6028,7 @@
           <w:p>
             <w:pPr>
               <w:pStyle w:val="Compact"/>
-              <w:jc w:val="left"/>
+              <w:jc w:val="center"/>
             </w:pPr>
             <w:r>
               <w:rPr>
@@ -5834,7 +6043,7 @@
           <w:p>
             <w:pPr>
               <w:pStyle w:val="Compact"/>
-              <w:jc w:val="left"/>
+              <w:jc w:val="center"/>
             </w:pPr>
             <w:r>
               <w:rPr>
@@ -5849,7 +6058,7 @@
           <w:p>
             <w:pPr>
               <w:pStyle w:val="Compact"/>
-              <w:jc w:val="left"/>
+              <w:jc w:val="center"/>
             </w:pPr>
             <w:r>
               <w:rPr>
@@ -5866,7 +6075,7 @@
           <w:p>
             <w:pPr>
               <w:pStyle w:val="Compact"/>
-              <w:jc w:val="left"/>
+              <w:jc w:val="center"/>
             </w:pPr>
             <w:r>
               <w:rPr>
@@ -5883,7 +6092,7 @@
           <w:p>
             <w:pPr>
               <w:pStyle w:val="Compact"/>
-              <w:jc w:val="left"/>
+              <w:jc w:val="center"/>
             </w:pPr>
             <w:r>
               <w:rPr>
@@ -5898,7 +6107,7 @@
           <w:p>
             <w:pPr>
               <w:pStyle w:val="Compact"/>
-              <w:jc w:val="left"/>
+              <w:jc w:val="center"/>
             </w:pPr>
             <w:r>
               <w:rPr>
@@ -5913,7 +6122,7 @@
           <w:p>
             <w:pPr>
               <w:pStyle w:val="Compact"/>
-              <w:jc w:val="left"/>
+              <w:jc w:val="center"/>
             </w:pPr>
             <w:r>
               <w:rPr>
@@ -5925,8 +6134,8 @@
         </w:tc>
       </w:tr>
     </w:tbl>
-    <w:bookmarkEnd w:id="23"/>
-    <w:bookmarkStart w:id="24" w:name="分子镊子与环番"/>
+    <w:bookmarkEnd w:id="26"/>
+    <w:bookmarkStart w:id="27" w:name="分子镊子与环番"/>
     <w:p>
       <w:pPr>
         <w:pStyle w:val="Heading3"/>
@@ -5994,9 +6203,9 @@
         </w:pict>
       </w:r>
     </w:p>
-    <w:bookmarkEnd w:id="24"/>
-    <w:bookmarkEnd w:id="25"/>
-    <w:bookmarkStart w:id="30" w:name="五模板效应与自组装"/>
+    <w:bookmarkEnd w:id="27"/>
+    <w:bookmarkEnd w:id="28"/>
+    <w:bookmarkStart w:id="33" w:name="五模板效应与自组装"/>
     <w:p>
       <w:pPr>
         <w:pStyle w:val="Heading2"/>
@@ -6008,7 +6217,7 @@
         <w:t xml:space="preserve">五、模板效应与自组装</w:t>
       </w:r>
     </w:p>
-    <w:bookmarkStart w:id="26" w:name="模板效应分类"/>
+    <w:bookmarkStart w:id="29" w:name="模板效应分类"/>
     <w:p>
       <w:pPr>
         <w:pStyle w:val="Heading3"/>
@@ -6044,7 +6253,7 @@
           <w:p>
             <w:pPr>
               <w:pStyle w:val="Compact"/>
-              <w:jc w:val="left"/>
+              <w:jc w:val="center"/>
             </w:pPr>
             <w:r>
               <w:rPr>
@@ -6060,7 +6269,7 @@
           <w:p>
             <w:pPr>
               <w:pStyle w:val="Compact"/>
-              <w:jc w:val="left"/>
+              <w:jc w:val="center"/>
             </w:pPr>
             <w:r>
               <w:rPr>
@@ -6076,7 +6285,7 @@
           <w:p>
             <w:pPr>
               <w:pStyle w:val="Compact"/>
-              <w:jc w:val="right"/>
+              <w:jc w:val="center"/>
             </w:pPr>
             <w:r>
               <w:rPr>
@@ -6094,7 +6303,7 @@
           <w:p>
             <w:pPr>
               <w:pStyle w:val="Compact"/>
-              <w:jc w:val="left"/>
+              <w:jc w:val="center"/>
             </w:pPr>
             <w:r>
               <w:rPr>
@@ -6111,7 +6320,7 @@
           <w:p>
             <w:pPr>
               <w:pStyle w:val="Compact"/>
-              <w:jc w:val="left"/>
+              <w:jc w:val="center"/>
             </w:pPr>
             <w:r>
               <w:rPr>
@@ -6126,7 +6335,7 @@
           <w:p>
             <w:pPr>
               <w:pStyle w:val="Compact"/>
-              <w:jc w:val="right"/>
+              <w:jc w:val="center"/>
             </w:pPr>
             <w:r>
               <w:rPr>
@@ -6161,7 +6370,7 @@
           <w:p>
             <w:pPr>
               <w:pStyle w:val="Compact"/>
-              <w:jc w:val="left"/>
+              <w:jc w:val="center"/>
             </w:pPr>
             <w:r>
               <w:rPr>
@@ -6178,7 +6387,7 @@
           <w:p>
             <w:pPr>
               <w:pStyle w:val="Compact"/>
-              <w:jc w:val="left"/>
+              <w:jc w:val="center"/>
             </w:pPr>
             <w:r>
               <w:rPr>
@@ -6193,7 +6402,7 @@
           <w:p>
             <w:pPr>
               <w:pStyle w:val="Compact"/>
-              <w:jc w:val="right"/>
+              <w:jc w:val="center"/>
             </w:pPr>
             <w:r>
               <w:rPr>
@@ -6216,7 +6425,7 @@
           <w:p>
             <w:pPr>
               <w:pStyle w:val="Compact"/>
-              <w:jc w:val="left"/>
+              <w:jc w:val="center"/>
             </w:pPr>
             <w:r>
               <w:rPr>
@@ -6233,7 +6442,7 @@
           <w:p>
             <w:pPr>
               <w:pStyle w:val="Compact"/>
-              <w:jc w:val="left"/>
+              <w:jc w:val="center"/>
             </w:pPr>
             <w:r>
               <w:rPr>
@@ -6248,7 +6457,7 @@
           <w:p>
             <w:pPr>
               <w:pStyle w:val="Compact"/>
-              <w:jc w:val="right"/>
+              <w:jc w:val="center"/>
             </w:pPr>
             <w:r>
               <w:rPr>
@@ -6372,8 +6581,8 @@
         <w:t xml:space="preserve">[18]冠-6</w:t>
       </w:r>
     </w:p>
-    <w:bookmarkEnd w:id="26"/>
-    <w:bookmarkStart w:id="27" w:name="fujita-自组装设计原理"/>
+    <w:bookmarkEnd w:id="29"/>
+    <w:bookmarkStart w:id="30" w:name="fujita-自组装设计原理"/>
     <w:p>
       <w:pPr>
         <w:pStyle w:val="Heading3"/>
@@ -6419,7 +6628,7 @@
           <w:p>
             <w:pPr>
               <w:pStyle w:val="Compact"/>
-              <w:jc w:val="left"/>
+              <w:jc w:val="center"/>
             </w:pPr>
             <w:r>
               <w:rPr>
@@ -6435,7 +6644,7 @@
           <w:p>
             <w:pPr>
               <w:pStyle w:val="Compact"/>
-              <w:jc w:val="left"/>
+              <w:jc w:val="center"/>
             </w:pPr>
             <w:r>
               <w:rPr>
@@ -6451,7 +6660,7 @@
           <w:p>
             <w:pPr>
               <w:pStyle w:val="Compact"/>
-              <w:jc w:val="left"/>
+              <w:jc w:val="center"/>
             </w:pPr>
             <w:r>
               <w:rPr>
@@ -6469,7 +6678,7 @@
           <w:p>
             <w:pPr>
               <w:pStyle w:val="Compact"/>
-              <w:jc w:val="left"/>
+              <w:jc w:val="center"/>
             </w:pPr>
             <w:r>
               <w:rPr>
@@ -6484,7 +6693,7 @@
           <w:p>
             <w:pPr>
               <w:pStyle w:val="Compact"/>
-              <w:jc w:val="left"/>
+              <w:jc w:val="center"/>
             </w:pPr>
             <w:r>
               <w:rPr>
@@ -6499,7 +6708,7 @@
           <w:p>
             <w:pPr>
               <w:pStyle w:val="Compact"/>
-              <w:jc w:val="left"/>
+              <w:jc w:val="center"/>
             </w:pPr>
             <w:r>
               <w:rPr>
@@ -6516,7 +6725,7 @@
           <w:p>
             <w:pPr>
               <w:pStyle w:val="Compact"/>
-              <w:jc w:val="left"/>
+              <w:jc w:val="center"/>
             </w:pPr>
             <w:r>
               <w:rPr>
@@ -6531,7 +6740,7 @@
           <w:p>
             <w:pPr>
               <w:pStyle w:val="Compact"/>
-              <w:jc w:val="left"/>
+              <w:jc w:val="center"/>
             </w:pPr>
             <w:r>
               <w:rPr>
@@ -6546,7 +6755,7 @@
           <w:p>
             <w:pPr>
               <w:pStyle w:val="Compact"/>
-              <w:jc w:val="left"/>
+              <w:jc w:val="center"/>
             </w:pPr>
             <w:r>
               <w:rPr>
@@ -6563,7 +6772,7 @@
           <w:p>
             <w:pPr>
               <w:pStyle w:val="Compact"/>
-              <w:jc w:val="left"/>
+              <w:jc w:val="center"/>
             </w:pPr>
             <w:r>
               <w:rPr>
@@ -6578,7 +6787,7 @@
           <w:p>
             <w:pPr>
               <w:pStyle w:val="Compact"/>
-              <w:jc w:val="left"/>
+              <w:jc w:val="center"/>
             </w:pPr>
             <w:r>
               <w:rPr>
@@ -6593,7 +6802,7 @@
           <w:p>
             <w:pPr>
               <w:pStyle w:val="Compact"/>
-              <w:jc w:val="left"/>
+              <w:jc w:val="center"/>
             </w:pPr>
             <w:r>
               <w:rPr>
@@ -6671,8 +6880,8 @@
         <w:t xml:space="preserve">单一立方体产物。</w:t>
       </w:r>
     </w:p>
-    <w:bookmarkEnd w:id="27"/>
-    <w:bookmarkStart w:id="28" w:name="氢键自组装胶囊"/>
+    <w:bookmarkEnd w:id="30"/>
+    <w:bookmarkStart w:id="31" w:name="氢键自组装胶囊"/>
     <w:p>
       <w:pPr>
         <w:pStyle w:val="Heading3"/>
@@ -6844,8 +7053,8 @@
         <w:t xml:space="preserve">意味着腔内反应速率可增大数个数量级。</w:t>
       </w:r>
     </w:p>
-    <w:bookmarkEnd w:id="28"/>
-    <w:bookmarkStart w:id="29" w:name="配位自组装"/>
+    <w:bookmarkEnd w:id="31"/>
+    <w:bookmarkStart w:id="32" w:name="配位自组装"/>
     <w:p>
       <w:pPr>
         <w:pStyle w:val="Heading3"/>
@@ -6990,9 +7199,9 @@
         </w:pict>
       </w:r>
     </w:p>
-    <w:bookmarkEnd w:id="29"/>
-    <w:bookmarkEnd w:id="30"/>
-    <w:bookmarkStart w:id="34" w:name="六机械互锁分子"/>
+    <w:bookmarkEnd w:id="32"/>
+    <w:bookmarkEnd w:id="33"/>
+    <w:bookmarkStart w:id="37" w:name="六机械互锁分子"/>
     <w:p>
       <w:pPr>
         <w:pStyle w:val="Heading2"/>
@@ -7004,7 +7213,7 @@
         <w:t xml:space="preserve">六、机械互锁分子</w:t>
       </w:r>
     </w:p>
-    <w:bookmarkStart w:id="31" w:name="索烃catenane与轮烷rotaxane"/>
+    <w:bookmarkStart w:id="34" w:name="索烃catenane与轮烷rotaxane"/>
     <w:p>
       <w:pPr>
         <w:pStyle w:val="Heading3"/>
@@ -7040,7 +7249,7 @@
           <w:p>
             <w:pPr>
               <w:pStyle w:val="Compact"/>
-              <w:jc w:val="left"/>
+              <w:jc w:val="center"/>
             </w:pPr>
             <w:r>
               <w:rPr>
@@ -7056,7 +7265,7 @@
           <w:p>
             <w:pPr>
               <w:pStyle w:val="Compact"/>
-              <w:jc w:val="left"/>
+              <w:jc w:val="center"/>
             </w:pPr>
             <w:r>
               <w:rPr>
@@ -7072,7 +7281,7 @@
           <w:p>
             <w:pPr>
               <w:pStyle w:val="Compact"/>
-              <w:jc w:val="right"/>
+              <w:jc w:val="center"/>
             </w:pPr>
             <w:r>
               <w:rPr>
@@ -7090,7 +7299,7 @@
           <w:p>
             <w:pPr>
               <w:pStyle w:val="Compact"/>
-              <w:jc w:val="left"/>
+              <w:jc w:val="center"/>
             </w:pPr>
             <w:r>
               <w:rPr>
@@ -7107,7 +7316,7 @@
           <w:p>
             <w:pPr>
               <w:pStyle w:val="Compact"/>
-              <w:jc w:val="left"/>
+              <w:jc w:val="center"/>
             </w:pPr>
             <w:r>
               <w:rPr>
@@ -7122,7 +7331,7 @@
           <w:p>
             <w:pPr>
               <w:pStyle w:val="Compact"/>
-              <w:jc w:val="right"/>
+              <w:jc w:val="center"/>
             </w:pPr>
             <w:r>
               <w:rPr>
@@ -7139,7 +7348,7 @@
           <w:p>
             <w:pPr>
               <w:pStyle w:val="Compact"/>
-              <w:jc w:val="left"/>
+              <w:jc w:val="center"/>
             </w:pPr>
             <w:r>
               <w:rPr>
@@ -7156,7 +7365,7 @@
           <w:p>
             <w:pPr>
               <w:pStyle w:val="Compact"/>
-              <w:jc w:val="left"/>
+              <w:jc w:val="center"/>
             </w:pPr>
             <w:r>
               <w:rPr>
@@ -7171,7 +7380,7 @@
           <w:p>
             <w:pPr>
               <w:pStyle w:val="Compact"/>
-              <w:jc w:val="right"/>
+              <w:jc w:val="center"/>
             </w:pPr>
             <w:r>
               <w:rPr>
@@ -7188,7 +7397,7 @@
           <w:p>
             <w:pPr>
               <w:pStyle w:val="Compact"/>
-              <w:jc w:val="left"/>
+              <w:jc w:val="center"/>
             </w:pPr>
             <w:r>
               <w:rPr>
@@ -7205,7 +7414,7 @@
           <w:p>
             <w:pPr>
               <w:pStyle w:val="Compact"/>
-              <w:jc w:val="left"/>
+              <w:jc w:val="center"/>
             </w:pPr>
             <w:r>
               <w:rPr>
@@ -7220,7 +7429,7 @@
           <w:p>
             <w:pPr>
               <w:pStyle w:val="Compact"/>
-              <w:jc w:val="right"/>
+              <w:jc w:val="center"/>
             </w:pPr>
             <w:r>
               <w:rPr>
@@ -7232,8 +7441,8 @@
         </w:tc>
       </w:tr>
     </w:tbl>
-    <w:bookmarkEnd w:id="31"/>
-    <w:bookmarkStart w:id="32" w:name="模板合成索烃"/>
+    <w:bookmarkEnd w:id="34"/>
+    <w:bookmarkStart w:id="35" w:name="模板合成索烃"/>
     <w:p>
       <w:pPr>
         <w:pStyle w:val="Heading3"/>
@@ -7410,8 +7619,8 @@
         <w:t xml:space="preserve">预测产物结构</w:t>
       </w:r>
     </w:p>
-    <w:bookmarkEnd w:id="32"/>
-    <w:bookmarkStart w:id="33" w:name="螺旋状络合物"/>
+    <w:bookmarkEnd w:id="35"/>
+    <w:bookmarkStart w:id="36" w:name="螺旋状络合物"/>
     <w:p>
       <w:pPr>
         <w:pStyle w:val="Heading3"/>
@@ -7445,7 +7654,7 @@
           <w:p>
             <w:pPr>
               <w:pStyle w:val="Compact"/>
-              <w:jc w:val="left"/>
+              <w:jc w:val="center"/>
             </w:pPr>
             <w:r>
               <w:rPr>
@@ -7461,7 +7670,7 @@
           <w:p>
             <w:pPr>
               <w:pStyle w:val="Compact"/>
-              <w:jc w:val="left"/>
+              <w:jc w:val="center"/>
             </w:pPr>
             <w:r>
               <w:rPr>
@@ -7479,7 +7688,7 @@
           <w:p>
             <w:pPr>
               <w:pStyle w:val="Compact"/>
-              <w:jc w:val="left"/>
+              <w:jc w:val="center"/>
             </w:pPr>
             <w:r>
               <w:rPr>
@@ -7496,7 +7705,7 @@
           <w:p>
             <w:pPr>
               <w:pStyle w:val="Compact"/>
-              <w:jc w:val="left"/>
+              <w:jc w:val="center"/>
             </w:pPr>
             <w:r>
               <w:rPr>
@@ -7513,7 +7722,7 @@
           <w:p>
             <w:pPr>
               <w:pStyle w:val="Compact"/>
-              <w:jc w:val="left"/>
+              <w:jc w:val="center"/>
             </w:pPr>
             <w:r>
               <w:rPr>
@@ -7530,7 +7739,7 @@
           <w:p>
             <w:pPr>
               <w:pStyle w:val="Compact"/>
-              <w:jc w:val="left"/>
+              <w:jc w:val="center"/>
             </w:pPr>
             <w:r>
               <w:rPr>
@@ -7547,7 +7756,7 @@
           <w:p>
             <w:pPr>
               <w:pStyle w:val="Compact"/>
-              <w:jc w:val="left"/>
+              <w:jc w:val="center"/>
             </w:pPr>
             <w:r>
               <w:rPr>
@@ -7564,7 +7773,7 @@
           <w:p>
             <w:pPr>
               <w:pStyle w:val="Compact"/>
-              <w:jc w:val="left"/>
+              <w:jc w:val="center"/>
             </w:pPr>
             <w:r>
               <w:rPr>
@@ -7581,7 +7790,7 @@
           <w:p>
             <w:pPr>
               <w:pStyle w:val="Compact"/>
-              <w:jc w:val="left"/>
+              <w:jc w:val="center"/>
             </w:pPr>
             <w:r>
               <w:rPr>
@@ -7598,7 +7807,7 @@
           <w:p>
             <w:pPr>
               <w:pStyle w:val="Compact"/>
-              <w:jc w:val="left"/>
+              <w:jc w:val="center"/>
             </w:pPr>
             <w:r>
               <w:rPr>
@@ -7716,9 +7925,9 @@
         </w:pict>
       </w:r>
     </w:p>
-    <w:bookmarkEnd w:id="33"/>
-    <w:bookmarkEnd w:id="34"/>
-    <w:bookmarkStart w:id="38" w:name="七竞赛应用与信息题素材"/>
+    <w:bookmarkEnd w:id="36"/>
+    <w:bookmarkEnd w:id="37"/>
+    <w:bookmarkStart w:id="41" w:name="七竞赛应用与信息题素材"/>
     <w:p>
       <w:pPr>
         <w:pStyle w:val="Heading2"/>
@@ -7730,7 +7939,7 @@
         <w:t xml:space="preserve">七、竞赛应用与信息题素材</w:t>
       </w:r>
     </w:p>
-    <w:bookmarkStart w:id="35" w:name="竞赛中超分子化学的常见考法"/>
+    <w:bookmarkStart w:id="38" w:name="竞赛中超分子化学的常见考法"/>
     <w:p>
       <w:pPr>
         <w:pStyle w:val="Heading3"/>
@@ -7932,8 +8141,8 @@
         <w:t xml:space="preserve">判断关键步骤（穿线/环合/封端）</w:t>
       </w:r>
     </w:p>
-    <w:bookmarkEnd w:id="35"/>
-    <w:bookmarkStart w:id="36" w:name="踩坑回流"/>
+    <w:bookmarkEnd w:id="38"/>
+    <w:bookmarkStart w:id="39" w:name="踩坑回流"/>
     <w:p>
       <w:pPr>
         <w:pStyle w:val="Heading3"/>
@@ -7968,7 +8177,7 @@
           <w:p>
             <w:pPr>
               <w:pStyle w:val="Compact"/>
-              <w:jc w:val="left"/>
+              <w:jc w:val="center"/>
             </w:pPr>
             <w:r>
               <w:rPr>
@@ -7984,7 +8193,7 @@
           <w:p>
             <w:pPr>
               <w:pStyle w:val="Compact"/>
-              <w:jc w:val="left"/>
+              <w:jc w:val="center"/>
             </w:pPr>
             <w:r>
               <w:rPr>
@@ -8002,7 +8211,7 @@
           <w:p>
             <w:pPr>
               <w:pStyle w:val="Compact"/>
-              <w:jc w:val="left"/>
+              <w:jc w:val="center"/>
             </w:pPr>
             <w:r>
               <w:rPr>
@@ -8017,7 +8226,7 @@
           <w:p>
             <w:pPr>
               <w:pStyle w:val="Compact"/>
-              <w:jc w:val="left"/>
+              <w:jc w:val="center"/>
             </w:pPr>
             <w:r>
               <w:rPr>
@@ -8046,7 +8255,7 @@
           <w:p>
             <w:pPr>
               <w:pStyle w:val="Compact"/>
-              <w:jc w:val="left"/>
+              <w:jc w:val="center"/>
             </w:pPr>
             <w:r>
               <w:rPr>
@@ -8061,7 +8270,7 @@
           <w:p>
             <w:pPr>
               <w:pStyle w:val="Compact"/>
-              <w:jc w:val="left"/>
+              <w:jc w:val="center"/>
             </w:pPr>
             <w:r>
               <w:rPr>
@@ -8104,7 +8313,7 @@
           <w:p>
             <w:pPr>
               <w:pStyle w:val="Compact"/>
-              <w:jc w:val="left"/>
+              <w:jc w:val="center"/>
             </w:pPr>
             <w:r>
               <w:rPr>
@@ -8119,7 +8328,7 @@
           <w:p>
             <w:pPr>
               <w:pStyle w:val="Compact"/>
-              <w:jc w:val="left"/>
+              <w:jc w:val="center"/>
             </w:pPr>
             <w:r>
               <w:rPr>
@@ -8162,7 +8371,7 @@
           <w:p>
             <w:pPr>
               <w:pStyle w:val="Compact"/>
-              <w:jc w:val="left"/>
+              <w:jc w:val="center"/>
             </w:pPr>
             <w:r>
               <w:rPr>
@@ -8177,7 +8386,7 @@
           <w:p>
             <w:pPr>
               <w:pStyle w:val="Compact"/>
-              <w:jc w:val="left"/>
+              <w:jc w:val="center"/>
             </w:pPr>
             <w:r>
               <w:rPr>
@@ -8256,7 +8465,7 @@
           <w:p>
             <w:pPr>
               <w:pStyle w:val="Compact"/>
-              <w:jc w:val="left"/>
+              <w:jc w:val="center"/>
             </w:pPr>
             <w:r>
               <w:rPr>
@@ -8271,7 +8480,7 @@
           <w:p>
             <w:pPr>
               <w:pStyle w:val="Compact"/>
-              <w:jc w:val="left"/>
+              <w:jc w:val="center"/>
             </w:pPr>
             <w:r>
               <w:rPr>
@@ -8283,8 +8492,8 @@
         </w:tc>
       </w:tr>
     </w:tbl>
-    <w:bookmarkEnd w:id="36"/>
-    <w:bookmarkStart w:id="37" w:name="常见考纲条目映射"/>
+    <w:bookmarkEnd w:id="39"/>
+    <w:bookmarkStart w:id="40" w:name="常见考纲条目映射"/>
     <w:p>
       <w:pPr>
         <w:pStyle w:val="Heading3"/>
@@ -8319,7 +8528,7 @@
           <w:p>
             <w:pPr>
               <w:pStyle w:val="Compact"/>
-              <w:jc w:val="left"/>
+              <w:jc w:val="center"/>
             </w:pPr>
             <w:r>
               <w:rPr>
@@ -8335,7 +8544,7 @@
           <w:p>
             <w:pPr>
               <w:pStyle w:val="Compact"/>
-              <w:jc w:val="left"/>
+              <w:jc w:val="center"/>
             </w:pPr>
             <w:r>
               <w:rPr>
@@ -8351,7 +8560,7 @@
           <w:p>
             <w:pPr>
               <w:pStyle w:val="Compact"/>
-              <w:jc w:val="right"/>
+              <w:jc w:val="center"/>
             </w:pPr>
             <w:r>
               <w:rPr>
@@ -8369,7 +8578,7 @@
           <w:p>
             <w:pPr>
               <w:pStyle w:val="Compact"/>
-              <w:jc w:val="left"/>
+              <w:jc w:val="center"/>
             </w:pPr>
             <w:r>
               <w:rPr>
@@ -8396,7 +8605,7 @@
           <w:p>
             <w:pPr>
               <w:pStyle w:val="Compact"/>
-              <w:jc w:val="left"/>
+              <w:jc w:val="center"/>
             </w:pPr>
             <w:r>
               <w:rPr>
@@ -8411,7 +8620,7 @@
           <w:p>
             <w:pPr>
               <w:pStyle w:val="Compact"/>
-              <w:jc w:val="right"/>
+              <w:jc w:val="center"/>
             </w:pPr>
             <w:r>
               <w:rPr>
@@ -8428,7 +8637,7 @@
           <w:p>
             <w:pPr>
               <w:pStyle w:val="Compact"/>
-              <w:jc w:val="left"/>
+              <w:jc w:val="center"/>
             </w:pPr>
             <w:r>
               <w:rPr>
@@ -8455,7 +8664,7 @@
           <w:p>
             <w:pPr>
               <w:pStyle w:val="Compact"/>
-              <w:jc w:val="left"/>
+              <w:jc w:val="center"/>
             </w:pPr>
             <w:r>
               <w:rPr>
@@ -8470,7 +8679,7 @@
           <w:p>
             <w:pPr>
               <w:pStyle w:val="Compact"/>
-              <w:jc w:val="right"/>
+              <w:jc w:val="center"/>
             </w:pPr>
             <w:r>
               <w:rPr>
@@ -8487,7 +8696,7 @@
           <w:p>
             <w:pPr>
               <w:pStyle w:val="Compact"/>
-              <w:jc w:val="left"/>
+              <w:jc w:val="center"/>
             </w:pPr>
             <w:r>
               <w:rPr>
@@ -8514,7 +8723,7 @@
           <w:p>
             <w:pPr>
               <w:pStyle w:val="Compact"/>
-              <w:jc w:val="left"/>
+              <w:jc w:val="center"/>
             </w:pPr>
             <w:r>
               <w:rPr>
@@ -8529,7 +8738,7 @@
           <w:p>
             <w:pPr>
               <w:pStyle w:val="Compact"/>
-              <w:jc w:val="right"/>
+              <w:jc w:val="center"/>
             </w:pPr>
             <w:r>
               <w:rPr>
@@ -8548,9 +8757,9 @@
         </w:pict>
       </w:r>
     </w:p>
-    <w:bookmarkEnd w:id="37"/>
-    <w:bookmarkEnd w:id="38"/>
-    <w:bookmarkStart w:id="39" w:name="八关键公式与数据速查"/>
+    <w:bookmarkEnd w:id="40"/>
+    <w:bookmarkEnd w:id="41"/>
+    <w:bookmarkStart w:id="42" w:name="八关键公式与数据速查"/>
     <w:p>
       <w:pPr>
         <w:pStyle w:val="Heading2"/>
@@ -8687,8 +8896,8 @@
         <w:t xml:space="preserve">源内容。</w:t>
       </w:r>
     </w:p>
-    <w:bookmarkEnd w:id="39"/>
-    <w:bookmarkEnd w:id="40"/>
+    <w:bookmarkEnd w:id="42"/>
+    <w:bookmarkEnd w:id="43"/>
     <w:sectPr>
       <w:footerReference w:type="default" r:id="rId9"/>
       <w:footnotePr>

--- a/06-学生侧材料/讲义/2026-06-23-超分子化学.docx
+++ b/06-学生侧材料/讲义/2026-06-23-超分子化学.docx
@@ -1908,6 +1908,12 @@
             </w:pPr>
             <w:r>
               <w:rPr>
+                <w:rFonts w:ascii="Times New Roman" w:hAnsi="Times New Roman" w:eastAsia="SimSun"/>
+              </w:rPr>
+              <w:t xml:space="preserve">⚠️ </w:t>
+            </w:r>
+            <w:r>
+              <w:rPr>
                 <w:rFonts w:hint="eastAsia" w:ascii="Times New Roman" w:hAnsi="Times New Roman" w:eastAsia="SimSun"/>
               </w:rPr>
               <w:t xml:space="preserve">了解</w:t>
@@ -1955,6 +1961,12 @@
               <w:pStyle w:val="Compact"/>
               <w:jc w:val="center"/>
             </w:pPr>
+            <w:r>
+              <w:rPr>
+                <w:rFonts w:ascii="Times New Roman" w:hAnsi="Times New Roman" w:eastAsia="SimSun"/>
+              </w:rPr>
+              <w:t xml:space="preserve">⚠️ </w:t>
+            </w:r>
             <w:r>
               <w:rPr>
                 <w:rFonts w:hint="eastAsia" w:ascii="Times New Roman" w:hAnsi="Times New Roman" w:eastAsia="SimSun"/>
